--- a/New HSSE Management System 2026/06-Operations/01-000001-000000-DAN-HSE-MNR-000002__Jun_2026_REV01_General_Site_Safety_Rules.docx
+++ b/New HSSE Management System 2026/06-Operations/01-000001-000000-DAN-HSE-MNR-000002__Jun_2026_REV01_General_Site_Safety_Rules.docx
@@ -741,7 +741,7 @@
                 <w:color w:val="542A12"/>
                 <w:sz w:val="20"/>
               </w:rPr>
-              <w:t xml:space="preserve">Standards</w:t>
+              <w:t xml:space="preserve">1. Logistics – deliveries and storage</w:t>
             </w:r>
           </w:hyperlink>
         </w:p>
@@ -758,7 +758,7 @@
                 <w:color w:val="542A12"/>
                 <w:sz w:val="20"/>
               </w:rPr>
-              <w:t xml:space="preserve">Tools and References</w:t>
+              <w:t xml:space="preserve">2. Workers’ Transportation</w:t>
             </w:r>
           </w:hyperlink>
         </w:p>
@@ -775,7 +775,7 @@
                 <w:color w:val="542A12"/>
                 <w:sz w:val="20"/>
               </w:rPr>
-              <w:t xml:space="preserve">1. Logistics – deliveries and storage</w:t>
+              <w:t xml:space="preserve">3. Housekeeping</w:t>
             </w:r>
           </w:hyperlink>
         </w:p>
@@ -792,7 +792,7 @@
                 <w:color w:val="542A12"/>
                 <w:sz w:val="20"/>
               </w:rPr>
-              <w:t xml:space="preserve">2. Workers’ Transportation</w:t>
+              <w:t xml:space="preserve">4. Lighting</w:t>
             </w:r>
           </w:hyperlink>
         </w:p>
@@ -809,7 +809,7 @@
                 <w:color w:val="542A12"/>
                 <w:sz w:val="20"/>
               </w:rPr>
-              <w:t xml:space="preserve">3. Housekeeping</w:t>
+              <w:t xml:space="preserve">5. Temporary work</w:t>
             </w:r>
           </w:hyperlink>
         </w:p>
@@ -826,7 +826,7 @@
                 <w:color w:val="542A12"/>
                 <w:sz w:val="20"/>
               </w:rPr>
-              <w:t xml:space="preserve">4. Lighting</w:t>
+              <w:t xml:space="preserve">Standards</w:t>
             </w:r>
           </w:hyperlink>
         </w:p>
@@ -843,7 +843,7 @@
                 <w:color w:val="542A12"/>
                 <w:sz w:val="20"/>
               </w:rPr>
-              <w:t xml:space="preserve">5. Temporary work</w:t>
+              <w:t xml:space="preserve">Tools and References</w:t>
             </w:r>
           </w:hyperlink>
         </w:p>
@@ -921,7 +921,7 @@
           <w:sz w:val="20"/>
           <w:szCs w:val="20"/>
         </w:rPr>
-        <w:t xml:space="preserve">This HSE minimum requirement applies to all parties’ personnel working within DAN Company “DAN” projects, site offices, or DAN-controlled work areas.</w:t>
+        <w:t xml:space="preserve">This HSE minimum requirement applies to all parties’ personnel working within DAN Company Company Limited “DAN” projects, site offices, or DAN-controlled work areas.</w:t>
       </w:r>
     </w:p>
     <w:p>
@@ -1522,7 +1522,7 @@
       </w:pPr>
       <w:bookmarkStart w:id="9003" w:name="_DanToc9003"/>
       <w:r>
-        <w:t xml:space="preserve">Standards</w:t>
+        <w:t xml:space="preserve">1. Logistics – deliveries and storage</w:t>
       </w:r>
       <w:bookmarkEnd w:id="9003"/>
     </w:p>
@@ -1542,7 +1542,115 @@
           <w:sz w:val="20"/>
           <w:szCs w:val="20"/>
         </w:rPr>
-        <w:t xml:space="preserve">DAN Construction HSE Management System Manual (01-000001-000000-DAN-HSE-MAN-000001) and management procedures</w:t>
+        <w:t xml:space="preserve">Material deliveries/collection processes will be established to ensure:</w:t>
+      </w:r>
+    </w:p>
+    <w:p>
+      <w:pPr>
+        <w:pStyle w:val="ListParagraph"/>
+        <w:numPr>
+          <w:ilvl w:val="0"/>
+          <w:numId w:val="3"/>
+        </w:numPr>
+        <w:spacing w:after="40" w:line="264"/>
+      </w:pPr>
+      <w:r>
+        <w:rPr>
+          <w:rFonts w:ascii="Tahoma" w:cs="Tahoma" w:eastAsia="Tahoma" w:hAnsi="Tahoma"/>
+          <w:sz w:val="18"/>
+          <w:szCs w:val="18"/>
+        </w:rPr>
+        <w:t xml:space="preserve">All drivers report to security upon arrival</w:t>
+      </w:r>
+    </w:p>
+    <w:p>
+      <w:pPr>
+        <w:pStyle w:val="ListParagraph"/>
+        <w:numPr>
+          <w:ilvl w:val="0"/>
+          <w:numId w:val="3"/>
+        </w:numPr>
+        <w:spacing w:after="40" w:line="264"/>
+      </w:pPr>
+      <w:r>
+        <w:rPr>
+          <w:rFonts w:ascii="Tahoma" w:cs="Tahoma" w:eastAsia="Tahoma" w:hAnsi="Tahoma"/>
+          <w:sz w:val="18"/>
+          <w:szCs w:val="18"/>
+        </w:rPr>
+        <w:t xml:space="preserve">Drivers are given an HSE briefing/induction before entry onto the site.</w:t>
+      </w:r>
+    </w:p>
+    <w:p>
+      <w:pPr>
+        <w:pStyle w:val="ListParagraph"/>
+        <w:numPr>
+          <w:ilvl w:val="0"/>
+          <w:numId w:val="3"/>
+        </w:numPr>
+        <w:spacing w:after="40" w:line="264"/>
+      </w:pPr>
+      <w:r>
+        <w:rPr>
+          <w:rFonts w:ascii="Tahoma" w:cs="Tahoma" w:eastAsia="Tahoma" w:hAnsi="Tahoma"/>
+          <w:sz w:val="18"/>
+          <w:szCs w:val="18"/>
+        </w:rPr>
+        <w:t xml:space="preserve">Delivery/collection vehicles are given instructions to reach storage/collection areas.</w:t>
+      </w:r>
+    </w:p>
+    <w:p>
+      <w:pPr>
+        <w:pStyle w:val="ListParagraph"/>
+        <w:numPr>
+          <w:ilvl w:val="0"/>
+          <w:numId w:val="3"/>
+        </w:numPr>
+        <w:spacing w:after="40" w:line="264"/>
+      </w:pPr>
+      <w:r>
+        <w:rPr>
+          <w:rFonts w:ascii="Tahoma" w:cs="Tahoma" w:eastAsia="Tahoma" w:hAnsi="Tahoma"/>
+          <w:sz w:val="18"/>
+          <w:szCs w:val="18"/>
+        </w:rPr>
+        <w:t xml:space="preserve">Vehicle loads are checked before entering the site.</w:t>
+      </w:r>
+    </w:p>
+    <w:p>
+      <w:pPr>
+        <w:pStyle w:val="ListParagraph"/>
+        <w:numPr>
+          <w:ilvl w:val="0"/>
+          <w:numId w:val="3"/>
+        </w:numPr>
+        <w:spacing w:after="40" w:line="264"/>
+      </w:pPr>
+      <w:r>
+        <w:rPr>
+          <w:rFonts w:ascii="Tahoma" w:cs="Tahoma" w:eastAsia="Tahoma" w:hAnsi="Tahoma"/>
+          <w:sz w:val="18"/>
+          <w:szCs w:val="18"/>
+        </w:rPr>
+        <w:t xml:space="preserve">Vehicle loads are checked and approved before exiting the site.</w:t>
+      </w:r>
+    </w:p>
+    <w:p>
+      <w:pPr>
+        <w:pStyle w:val="ListParagraph"/>
+        <w:numPr>
+          <w:ilvl w:val="0"/>
+          <w:numId w:val="3"/>
+        </w:numPr>
+        <w:spacing w:after="40" w:line="264"/>
+      </w:pPr>
+      <w:r>
+        <w:rPr>
+          <w:rFonts w:ascii="Tahoma" w:cs="Tahoma" w:eastAsia="Tahoma" w:hAnsi="Tahoma"/>
+          <w:sz w:val="18"/>
+          <w:szCs w:val="18"/>
+        </w:rPr>
+        <w:t xml:space="preserve">Uncoupling/coupling of trailers takes place in a designated area.</w:t>
       </w:r>
     </w:p>
     <w:p>
@@ -1561,18 +1669,80 @@
           <w:sz w:val="20"/>
           <w:szCs w:val="20"/>
         </w:rPr>
-        <w:t xml:space="preserve">Saudi labor law – royal decree no. M/51, 23 Sha’ban 1426 / 27 September 2005</w:t>
-      </w:r>
-    </w:p>
-    <w:p>
-      <w:pPr>
-        <w:pStyle w:val="Heading1"/>
-      </w:pPr>
-      <w:bookmarkStart w:id="9004" w:name="_DanToc9004"/>
-      <w:r>
-        <w:t xml:space="preserve">Tools and References</w:t>
-      </w:r>
-      <w:bookmarkEnd w:id="9004"/>
+        <w:t xml:space="preserve">Storage areas will be:</w:t>
+      </w:r>
+    </w:p>
+    <w:p>
+      <w:pPr>
+        <w:pStyle w:val="ListParagraph"/>
+        <w:numPr>
+          <w:ilvl w:val="0"/>
+          <w:numId w:val="3"/>
+        </w:numPr>
+        <w:spacing w:after="40" w:line="264"/>
+      </w:pPr>
+      <w:r>
+        <w:rPr>
+          <w:rFonts w:ascii="Tahoma" w:cs="Tahoma" w:eastAsia="Tahoma" w:hAnsi="Tahoma"/>
+          <w:sz w:val="18"/>
+          <w:szCs w:val="18"/>
+        </w:rPr>
+        <w:t xml:space="preserve">Of suitable size with space to allow safe movement around the stored materials.</w:t>
+      </w:r>
+    </w:p>
+    <w:p>
+      <w:pPr>
+        <w:pStyle w:val="ListParagraph"/>
+        <w:numPr>
+          <w:ilvl w:val="0"/>
+          <w:numId w:val="3"/>
+        </w:numPr>
+        <w:spacing w:after="40" w:line="264"/>
+      </w:pPr>
+      <w:r>
+        <w:rPr>
+          <w:rFonts w:ascii="Tahoma" w:cs="Tahoma" w:eastAsia="Tahoma" w:hAnsi="Tahoma"/>
+          <w:sz w:val="18"/>
+          <w:szCs w:val="18"/>
+        </w:rPr>
+        <w:t xml:space="preserve">Located to minimize disruption to construction activities.</w:t>
+      </w:r>
+    </w:p>
+    <w:p>
+      <w:pPr>
+        <w:pStyle w:val="ListParagraph"/>
+        <w:numPr>
+          <w:ilvl w:val="0"/>
+          <w:numId w:val="3"/>
+        </w:numPr>
+        <w:spacing w:after="40" w:line="264"/>
+      </w:pPr>
+      <w:r>
+        <w:rPr>
+          <w:rFonts w:ascii="Tahoma" w:cs="Tahoma" w:eastAsia="Tahoma" w:hAnsi="Tahoma"/>
+          <w:sz w:val="18"/>
+          <w:szCs w:val="18"/>
+        </w:rPr>
+        <w:t xml:space="preserve">Located away from emergency routes.</w:t>
+      </w:r>
+    </w:p>
+    <w:p>
+      <w:pPr>
+        <w:pStyle w:val="ListParagraph"/>
+        <w:numPr>
+          <w:ilvl w:val="0"/>
+          <w:numId w:val="3"/>
+        </w:numPr>
+        <w:spacing w:after="40" w:line="264"/>
+      </w:pPr>
+      <w:r>
+        <w:rPr>
+          <w:rFonts w:ascii="Tahoma" w:cs="Tahoma" w:eastAsia="Tahoma" w:hAnsi="Tahoma"/>
+          <w:sz w:val="18"/>
+          <w:szCs w:val="18"/>
+        </w:rPr>
+        <w:t xml:space="preserve">Managed by a responsible person [logistics manager]</w:t>
+      </w:r>
     </w:p>
     <w:p>
       <w:pPr>
@@ -1590,7 +1760,115 @@
           <w:sz w:val="20"/>
           <w:szCs w:val="20"/>
         </w:rPr>
-        <w:t xml:space="preserve">Osha regulations 1926.56 illumination</w:t>
+        <w:t xml:space="preserve">Storage areas will be considered controlled work environments, this includes:</w:t>
+      </w:r>
+    </w:p>
+    <w:p>
+      <w:pPr>
+        <w:pStyle w:val="ListParagraph"/>
+        <w:numPr>
+          <w:ilvl w:val="0"/>
+          <w:numId w:val="3"/>
+        </w:numPr>
+        <w:spacing w:after="40" w:line="264"/>
+      </w:pPr>
+      <w:r>
+        <w:rPr>
+          <w:rFonts w:ascii="Tahoma" w:cs="Tahoma" w:eastAsia="Tahoma" w:hAnsi="Tahoma"/>
+          <w:sz w:val="18"/>
+          <w:szCs w:val="18"/>
+        </w:rPr>
+        <w:t xml:space="preserve">Clear demarcation, secure barriers, sign-posted and adequate lighting</w:t>
+      </w:r>
+    </w:p>
+    <w:p>
+      <w:pPr>
+        <w:pStyle w:val="ListParagraph"/>
+        <w:numPr>
+          <w:ilvl w:val="0"/>
+          <w:numId w:val="3"/>
+        </w:numPr>
+        <w:spacing w:after="40" w:line="264"/>
+      </w:pPr>
+      <w:r>
+        <w:rPr>
+          <w:rFonts w:ascii="Tahoma" w:cs="Tahoma" w:eastAsia="Tahoma" w:hAnsi="Tahoma"/>
+          <w:sz w:val="18"/>
+          <w:szCs w:val="18"/>
+        </w:rPr>
+        <w:t xml:space="preserve">Compacted hard standing - concrete hard standing for palletized materials</w:t>
+      </w:r>
+    </w:p>
+    <w:p>
+      <w:pPr>
+        <w:pStyle w:val="ListParagraph"/>
+        <w:numPr>
+          <w:ilvl w:val="0"/>
+          <w:numId w:val="3"/>
+        </w:numPr>
+        <w:spacing w:after="40" w:line="264"/>
+      </w:pPr>
+      <w:r>
+        <w:rPr>
+          <w:rFonts w:ascii="Tahoma" w:cs="Tahoma" w:eastAsia="Tahoma" w:hAnsi="Tahoma"/>
+          <w:sz w:val="18"/>
+          <w:szCs w:val="18"/>
+        </w:rPr>
+        <w:t xml:space="preserve">Specified limits on pallet stacks to prevent toppling/overturning</w:t>
+      </w:r>
+    </w:p>
+    <w:p>
+      <w:pPr>
+        <w:pStyle w:val="ListParagraph"/>
+        <w:numPr>
+          <w:ilvl w:val="0"/>
+          <w:numId w:val="3"/>
+        </w:numPr>
+        <w:spacing w:after="40" w:line="264"/>
+      </w:pPr>
+      <w:r>
+        <w:rPr>
+          <w:rFonts w:ascii="Tahoma" w:cs="Tahoma" w:eastAsia="Tahoma" w:hAnsi="Tahoma"/>
+          <w:sz w:val="18"/>
+          <w:szCs w:val="18"/>
+        </w:rPr>
+        <w:t xml:space="preserve">Safe unloading/loading methods - controls for working at height</w:t>
+      </w:r>
+    </w:p>
+    <w:p>
+      <w:pPr>
+        <w:pStyle w:val="ListParagraph"/>
+        <w:numPr>
+          <w:ilvl w:val="0"/>
+          <w:numId w:val="3"/>
+        </w:numPr>
+        <w:spacing w:after="40" w:line="264"/>
+      </w:pPr>
+      <w:r>
+        <w:rPr>
+          <w:rFonts w:ascii="Tahoma" w:cs="Tahoma" w:eastAsia="Tahoma" w:hAnsi="Tahoma"/>
+          <w:sz w:val="18"/>
+          <w:szCs w:val="18"/>
+        </w:rPr>
+        <w:t xml:space="preserve">Use of storage racks will require inspections and mark-up with safe working limits [swl]</w:t>
+      </w:r>
+    </w:p>
+    <w:p>
+      <w:pPr>
+        <w:pStyle w:val="ListParagraph"/>
+        <w:numPr>
+          <w:ilvl w:val="0"/>
+          <w:numId w:val="3"/>
+        </w:numPr>
+        <w:spacing w:after="40" w:line="264"/>
+      </w:pPr>
+      <w:r>
+        <w:rPr>
+          <w:rFonts w:ascii="Tahoma" w:cs="Tahoma" w:eastAsia="Tahoma" w:hAnsi="Tahoma"/>
+          <w:sz w:val="18"/>
+          <w:szCs w:val="18"/>
+        </w:rPr>
+        <w:t xml:space="preserve">Equipped with emergency resources including proper backup generator, fire detection, alarms, and extinguishers.</w:t>
       </w:r>
     </w:p>
     <w:p>
@@ -1609,7 +1887,7 @@
           <w:sz w:val="20"/>
           <w:szCs w:val="20"/>
         </w:rPr>
-        <w:t xml:space="preserve">Osha regulations 1915.82 lighting</w:t>
+        <w:t xml:space="preserve">Materials must not be stored outside the designated areas</w:t>
       </w:r>
     </w:p>
     <w:p>
@@ -1628,18 +1906,8 @@
           <w:sz w:val="20"/>
           <w:szCs w:val="20"/>
         </w:rPr>
-        <w:t xml:space="preserve">Osha regulations 1915.81 housekeeping</w:t>
-      </w:r>
-    </w:p>
-    <w:p>
-      <w:pPr>
-        <w:pStyle w:val="Heading1"/>
-      </w:pPr>
-      <w:bookmarkStart w:id="9005" w:name="_DanToc9005"/>
-      <w:r>
-        <w:t xml:space="preserve">1. Logistics – deliveries and storage</w:t>
-      </w:r>
-      <w:bookmarkEnd w:id="9005"/>
+        <w:t xml:space="preserve">Material storage areas must not be used by workers as alternative rest areas</w:t>
+      </w:r>
     </w:p>
     <w:p>
       <w:pPr>
@@ -1657,7 +1925,7 @@
           <w:sz w:val="20"/>
           <w:szCs w:val="20"/>
         </w:rPr>
-        <w:t xml:space="preserve">Material deliveries/collection processes will be established to ensure:</w:t>
+        <w:t xml:space="preserve">Material storage areas will be:</w:t>
       </w:r>
     </w:p>
     <w:p>
@@ -1675,7 +1943,7 @@
           <w:sz w:val="18"/>
           <w:szCs w:val="18"/>
         </w:rPr>
-        <w:t xml:space="preserve">All drivers report to security upon arrival</w:t>
+        <w:t xml:space="preserve">Visually inspected daily</w:t>
       </w:r>
     </w:p>
     <w:p>
@@ -1693,7 +1961,36 @@
           <w:sz w:val="18"/>
           <w:szCs w:val="18"/>
         </w:rPr>
-        <w:t xml:space="preserve">Drivers are given an HSE briefing/induction before entry onto the site.</w:t>
+        <w:t xml:space="preserve">Inspected weekly and the outcomes documented</w:t>
+      </w:r>
+    </w:p>
+    <w:p>
+      <w:pPr>
+        <w:pStyle w:val="Heading1"/>
+      </w:pPr>
+      <w:bookmarkStart w:id="9004" w:name="_DanToc9004"/>
+      <w:r>
+        <w:t xml:space="preserve">2. Workers’ Transportation</w:t>
+      </w:r>
+      <w:bookmarkEnd w:id="9004"/>
+    </w:p>
+    <w:p>
+      <w:pPr>
+        <w:pStyle w:val="ListParagraph"/>
+        <w:numPr>
+          <w:ilvl w:val="0"/>
+          <w:numId w:val="2"/>
+        </w:numPr>
+        <w:spacing w:after="60" w:line="268"/>
+        <w:jc w:val="both"/>
+      </w:pPr>
+      <w:r>
+        <w:rPr>
+          <w:rFonts w:ascii="Tahoma" w:cs="Tahoma" w:eastAsia="Tahoma" w:hAnsi="Tahoma"/>
+          <w:sz w:val="20"/>
+          <w:szCs w:val="20"/>
+        </w:rPr>
+        <w:t xml:space="preserve">Employer-provided transportation will meet the following requirements:</w:t>
       </w:r>
     </w:p>
     <w:p>
@@ -1711,7 +2008,7 @@
           <w:sz w:val="18"/>
           <w:szCs w:val="18"/>
         </w:rPr>
-        <w:t xml:space="preserve">Delivery/collection vehicles are given instructions to reach storage/collection areas.</w:t>
+        <w:t xml:space="preserve">Compliant with Ministry of Health seating and occupancy requirements</w:t>
       </w:r>
     </w:p>
     <w:p>
@@ -1729,7 +2026,7 @@
           <w:sz w:val="18"/>
           <w:szCs w:val="18"/>
         </w:rPr>
-        <w:t xml:space="preserve">Vehicle loads are checked before entering the site.</w:t>
+        <w:t xml:space="preserve">All vehicles will be maintained and remain safe for use</w:t>
       </w:r>
     </w:p>
     <w:p>
@@ -1747,7 +2044,7 @@
           <w:sz w:val="18"/>
           <w:szCs w:val="18"/>
         </w:rPr>
-        <w:t xml:space="preserve">Vehicle loads are checked and approved before exiting the site.</w:t>
+        <w:t xml:space="preserve">Vehicles used will be subject to an annual inspection by the competent local authority</w:t>
       </w:r>
     </w:p>
     <w:p>
@@ -1765,7 +2062,79 @@
           <w:sz w:val="18"/>
           <w:szCs w:val="18"/>
         </w:rPr>
-        <w:t xml:space="preserve">Uncoupling/coupling of trailers takes place in a designated area.</w:t>
+        <w:t xml:space="preserve">Drivers will be licensed by road transport authority requirements.</w:t>
+      </w:r>
+    </w:p>
+    <w:p>
+      <w:pPr>
+        <w:pStyle w:val="ListParagraph"/>
+        <w:numPr>
+          <w:ilvl w:val="0"/>
+          <w:numId w:val="3"/>
+        </w:numPr>
+        <w:spacing w:after="40" w:line="264"/>
+      </w:pPr>
+      <w:r>
+        <w:rPr>
+          <w:rFonts w:ascii="Tahoma" w:cs="Tahoma" w:eastAsia="Tahoma" w:hAnsi="Tahoma"/>
+          <w:sz w:val="18"/>
+          <w:szCs w:val="18"/>
+        </w:rPr>
+        <w:t xml:space="preserve">Vehicle’s safety controls for the driver and all passengers and the wellbeing provisions will remain operational, including;</w:t>
+      </w:r>
+    </w:p>
+    <w:p>
+      <w:pPr>
+        <w:pStyle w:val="ListParagraph"/>
+        <w:numPr>
+          <w:ilvl w:val="0"/>
+          <w:numId w:val="3"/>
+        </w:numPr>
+        <w:spacing w:after="40" w:line="264"/>
+      </w:pPr>
+      <w:r>
+        <w:rPr>
+          <w:rFonts w:ascii="Tahoma" w:cs="Tahoma" w:eastAsia="Tahoma" w:hAnsi="Tahoma"/>
+          <w:sz w:val="18"/>
+          <w:szCs w:val="18"/>
+        </w:rPr>
+        <w:t xml:space="preserve">i. Air-conditioning,</w:t>
+      </w:r>
+    </w:p>
+    <w:p>
+      <w:pPr>
+        <w:pStyle w:val="ListParagraph"/>
+        <w:numPr>
+          <w:ilvl w:val="0"/>
+          <w:numId w:val="3"/>
+        </w:numPr>
+        <w:spacing w:after="40" w:line="264"/>
+      </w:pPr>
+      <w:r>
+        <w:rPr>
+          <w:rFonts w:ascii="Tahoma" w:cs="Tahoma" w:eastAsia="Tahoma" w:hAnsi="Tahoma"/>
+          <w:sz w:val="18"/>
+          <w:szCs w:val="18"/>
+        </w:rPr>
+        <w:t xml:space="preserve">ii. Safety controls [seat belts and handgrips],</w:t>
+      </w:r>
+    </w:p>
+    <w:p>
+      <w:pPr>
+        <w:pStyle w:val="ListParagraph"/>
+        <w:numPr>
+          <w:ilvl w:val="0"/>
+          <w:numId w:val="3"/>
+        </w:numPr>
+        <w:spacing w:after="40" w:line="264"/>
+      </w:pPr>
+      <w:r>
+        <w:rPr>
+          <w:rFonts w:ascii="Tahoma" w:cs="Tahoma" w:eastAsia="Tahoma" w:hAnsi="Tahoma"/>
+          <w:sz w:val="18"/>
+          <w:szCs w:val="18"/>
+        </w:rPr>
+        <w:t xml:space="preserve">iii. Emergency arrangements [first-aid kits, fire extinguishers, emergency exit windows, emergency lighting, and signage]</w:t>
       </w:r>
     </w:p>
     <w:p>
@@ -1784,7 +2153,126 @@
           <w:sz w:val="20"/>
           <w:szCs w:val="20"/>
         </w:rPr>
-        <w:t xml:space="preserve">Storage areas will be:</w:t>
+        <w:t xml:space="preserve">Workers’ transportation will be frequently inspected by a competent person and the outcomes documented</w:t>
+      </w:r>
+    </w:p>
+    <w:p>
+      <w:pPr>
+        <w:pStyle w:val="Heading1"/>
+      </w:pPr>
+      <w:bookmarkStart w:id="9005" w:name="_DanToc9005"/>
+      <w:r>
+        <w:t xml:space="preserve">3. Housekeeping</w:t>
+      </w:r>
+      <w:bookmarkEnd w:id="9005"/>
+    </w:p>
+    <w:p>
+      <w:pPr>
+        <w:spacing w:after="120" w:line="276"/>
+        <w:jc w:val="both"/>
+      </w:pPr>
+      <w:r>
+        <w:rPr>
+          <w:rFonts w:ascii="Tahoma" w:cs="Tahoma" w:eastAsia="Tahoma" w:hAnsi="Tahoma"/>
+          <w:sz w:val="20"/>
+          <w:szCs w:val="20"/>
+        </w:rPr>
+        <w:t xml:space="preserve">All workplaces shall be kept free from safety and health hazards.</w:t>
+      </w:r>
+    </w:p>
+    <w:p>
+      <w:pPr>
+        <w:pStyle w:val="ListParagraph"/>
+        <w:numPr>
+          <w:ilvl w:val="0"/>
+          <w:numId w:val="2"/>
+        </w:numPr>
+        <w:spacing w:after="60" w:line="268"/>
+        <w:jc w:val="both"/>
+      </w:pPr>
+      <w:r>
+        <w:rPr>
+          <w:rFonts w:ascii="Tahoma" w:cs="Tahoma" w:eastAsia="Tahoma" w:hAnsi="Tahoma"/>
+          <w:sz w:val="20"/>
+          <w:szCs w:val="20"/>
+        </w:rPr>
+        <w:t xml:space="preserve">It is everyone’s responsibility to make sure housekeeping is a daily activity.</w:t>
+      </w:r>
+    </w:p>
+    <w:p>
+      <w:pPr>
+        <w:pStyle w:val="ListParagraph"/>
+        <w:numPr>
+          <w:ilvl w:val="0"/>
+          <w:numId w:val="2"/>
+        </w:numPr>
+        <w:spacing w:after="60" w:line="268"/>
+        <w:jc w:val="both"/>
+      </w:pPr>
+      <w:r>
+        <w:rPr>
+          <w:rFonts w:ascii="Tahoma" w:cs="Tahoma" w:eastAsia="Tahoma" w:hAnsi="Tahoma"/>
+          <w:sz w:val="20"/>
+          <w:szCs w:val="20"/>
+        </w:rPr>
+        <w:t xml:space="preserve">Good housekeeping will be the norm and there are no acceptable excuses for poor housekeeping</w:t>
+      </w:r>
+    </w:p>
+    <w:p>
+      <w:pPr>
+        <w:pStyle w:val="ListParagraph"/>
+        <w:numPr>
+          <w:ilvl w:val="0"/>
+          <w:numId w:val="2"/>
+        </w:numPr>
+        <w:spacing w:after="60" w:line="268"/>
+        <w:jc w:val="both"/>
+      </w:pPr>
+      <w:r>
+        <w:rPr>
+          <w:rFonts w:ascii="Tahoma" w:cs="Tahoma" w:eastAsia="Tahoma" w:hAnsi="Tahoma"/>
+          <w:sz w:val="20"/>
+          <w:szCs w:val="20"/>
+        </w:rPr>
+        <w:t xml:space="preserve">All places of work will be kept clean, orderly, and in a sanitary condition to prevent injury, harm, and disease</w:t>
+      </w:r>
+    </w:p>
+    <w:p>
+      <w:pPr>
+        <w:pStyle w:val="ListParagraph"/>
+        <w:numPr>
+          <w:ilvl w:val="0"/>
+          <w:numId w:val="2"/>
+        </w:numPr>
+        <w:spacing w:after="60" w:line="268"/>
+        <w:jc w:val="both"/>
+      </w:pPr>
+      <w:r>
+        <w:rPr>
+          <w:rFonts w:ascii="Tahoma" w:cs="Tahoma" w:eastAsia="Tahoma" w:hAnsi="Tahoma"/>
+          <w:sz w:val="20"/>
+          <w:szCs w:val="20"/>
+        </w:rPr>
+        <w:t xml:space="preserve">The floor of every workplace will be maintained and kept in a clean and dry condition to prevent slips, trips, and falls.</w:t>
+      </w:r>
+    </w:p>
+    <w:p>
+      <w:pPr>
+        <w:pStyle w:val="ListParagraph"/>
+        <w:numPr>
+          <w:ilvl w:val="0"/>
+          <w:numId w:val="2"/>
+        </w:numPr>
+        <w:spacing w:after="60" w:line="268"/>
+        <w:jc w:val="both"/>
+      </w:pPr>
+      <w:r>
+        <w:rPr>
+          <w:rFonts w:ascii="Tahoma" w:cs="Tahoma" w:eastAsia="Tahoma" w:hAnsi="Tahoma"/>
+          <w:sz w:val="20"/>
+          <w:szCs w:val="20"/>
+        </w:rPr>
+        <w:t xml:space="preserve">Workplaces will be kept free from biological and chemical hazards.</w:t>
       </w:r>
     </w:p>
     <w:p>
@@ -1802,61 +2290,7 @@
           <w:sz w:val="18"/>
           <w:szCs w:val="18"/>
         </w:rPr>
-        <w:t xml:space="preserve">Of suitable size with space to allow safe movement around the stored materials.</w:t>
-      </w:r>
-    </w:p>
-    <w:p>
-      <w:pPr>
-        <w:pStyle w:val="ListParagraph"/>
-        <w:numPr>
-          <w:ilvl w:val="0"/>
-          <w:numId w:val="3"/>
-        </w:numPr>
-        <w:spacing w:after="40" w:line="264"/>
-      </w:pPr>
-      <w:r>
-        <w:rPr>
-          <w:rFonts w:ascii="Tahoma" w:cs="Tahoma" w:eastAsia="Tahoma" w:hAnsi="Tahoma"/>
-          <w:sz w:val="18"/>
-          <w:szCs w:val="18"/>
-        </w:rPr>
-        <w:t xml:space="preserve">Located to minimize disruption to construction activities.</w:t>
-      </w:r>
-    </w:p>
-    <w:p>
-      <w:pPr>
-        <w:pStyle w:val="ListParagraph"/>
-        <w:numPr>
-          <w:ilvl w:val="0"/>
-          <w:numId w:val="3"/>
-        </w:numPr>
-        <w:spacing w:after="40" w:line="264"/>
-      </w:pPr>
-      <w:r>
-        <w:rPr>
-          <w:rFonts w:ascii="Tahoma" w:cs="Tahoma" w:eastAsia="Tahoma" w:hAnsi="Tahoma"/>
-          <w:sz w:val="18"/>
-          <w:szCs w:val="18"/>
-        </w:rPr>
-        <w:t xml:space="preserve">Located away from emergency routes.</w:t>
-      </w:r>
-    </w:p>
-    <w:p>
-      <w:pPr>
-        <w:pStyle w:val="ListParagraph"/>
-        <w:numPr>
-          <w:ilvl w:val="0"/>
-          <w:numId w:val="3"/>
-        </w:numPr>
-        <w:spacing w:after="40" w:line="264"/>
-      </w:pPr>
-      <w:r>
-        <w:rPr>
-          <w:rFonts w:ascii="Tahoma" w:cs="Tahoma" w:eastAsia="Tahoma" w:hAnsi="Tahoma"/>
-          <w:sz w:val="18"/>
-          <w:szCs w:val="18"/>
-        </w:rPr>
-        <w:t xml:space="preserve">Managed by a responsible person [logistics manager]</w:t>
+        <w:t xml:space="preserve">Use of hazardous materials must only be carried out using an approved MSRA</w:t>
       </w:r>
     </w:p>
     <w:p>
@@ -1875,115 +2309,7 @@
           <w:sz w:val="20"/>
           <w:szCs w:val="20"/>
         </w:rPr>
-        <w:t xml:space="preserve">Storage areas will be considered controlled work environments, this includes:</w:t>
-      </w:r>
-    </w:p>
-    <w:p>
-      <w:pPr>
-        <w:pStyle w:val="ListParagraph"/>
-        <w:numPr>
-          <w:ilvl w:val="0"/>
-          <w:numId w:val="3"/>
-        </w:numPr>
-        <w:spacing w:after="40" w:line="264"/>
-      </w:pPr>
-      <w:r>
-        <w:rPr>
-          <w:rFonts w:ascii="Tahoma" w:cs="Tahoma" w:eastAsia="Tahoma" w:hAnsi="Tahoma"/>
-          <w:sz w:val="18"/>
-          <w:szCs w:val="18"/>
-        </w:rPr>
-        <w:t xml:space="preserve">Clear demarcation, secure barriers, sign-posted and adequate lighting</w:t>
-      </w:r>
-    </w:p>
-    <w:p>
-      <w:pPr>
-        <w:pStyle w:val="ListParagraph"/>
-        <w:numPr>
-          <w:ilvl w:val="0"/>
-          <w:numId w:val="3"/>
-        </w:numPr>
-        <w:spacing w:after="40" w:line="264"/>
-      </w:pPr>
-      <w:r>
-        <w:rPr>
-          <w:rFonts w:ascii="Tahoma" w:cs="Tahoma" w:eastAsia="Tahoma" w:hAnsi="Tahoma"/>
-          <w:sz w:val="18"/>
-          <w:szCs w:val="18"/>
-        </w:rPr>
-        <w:t xml:space="preserve">Compacted hard standing - concrete hard standing for palletized materials</w:t>
-      </w:r>
-    </w:p>
-    <w:p>
-      <w:pPr>
-        <w:pStyle w:val="ListParagraph"/>
-        <w:numPr>
-          <w:ilvl w:val="0"/>
-          <w:numId w:val="3"/>
-        </w:numPr>
-        <w:spacing w:after="40" w:line="264"/>
-      </w:pPr>
-      <w:r>
-        <w:rPr>
-          <w:rFonts w:ascii="Tahoma" w:cs="Tahoma" w:eastAsia="Tahoma" w:hAnsi="Tahoma"/>
-          <w:sz w:val="18"/>
-          <w:szCs w:val="18"/>
-        </w:rPr>
-        <w:t xml:space="preserve">Specified limits on pallet stacks to prevent toppling/overturning</w:t>
-      </w:r>
-    </w:p>
-    <w:p>
-      <w:pPr>
-        <w:pStyle w:val="ListParagraph"/>
-        <w:numPr>
-          <w:ilvl w:val="0"/>
-          <w:numId w:val="3"/>
-        </w:numPr>
-        <w:spacing w:after="40" w:line="264"/>
-      </w:pPr>
-      <w:r>
-        <w:rPr>
-          <w:rFonts w:ascii="Tahoma" w:cs="Tahoma" w:eastAsia="Tahoma" w:hAnsi="Tahoma"/>
-          <w:sz w:val="18"/>
-          <w:szCs w:val="18"/>
-        </w:rPr>
-        <w:t xml:space="preserve">Safe unloading/loading methods - controls for working at height</w:t>
-      </w:r>
-    </w:p>
-    <w:p>
-      <w:pPr>
-        <w:pStyle w:val="ListParagraph"/>
-        <w:numPr>
-          <w:ilvl w:val="0"/>
-          <w:numId w:val="3"/>
-        </w:numPr>
-        <w:spacing w:after="40" w:line="264"/>
-      </w:pPr>
-      <w:r>
-        <w:rPr>
-          <w:rFonts w:ascii="Tahoma" w:cs="Tahoma" w:eastAsia="Tahoma" w:hAnsi="Tahoma"/>
-          <w:sz w:val="18"/>
-          <w:szCs w:val="18"/>
-        </w:rPr>
-        <w:t xml:space="preserve">Use of storage racks will require inspections and mark-up with safe working limits [swl]</w:t>
-      </w:r>
-    </w:p>
-    <w:p>
-      <w:pPr>
-        <w:pStyle w:val="ListParagraph"/>
-        <w:numPr>
-          <w:ilvl w:val="0"/>
-          <w:numId w:val="3"/>
-        </w:numPr>
-        <w:spacing w:after="40" w:line="264"/>
-      </w:pPr>
-      <w:r>
-        <w:rPr>
-          <w:rFonts w:ascii="Tahoma" w:cs="Tahoma" w:eastAsia="Tahoma" w:hAnsi="Tahoma"/>
-          <w:sz w:val="18"/>
-          <w:szCs w:val="18"/>
-        </w:rPr>
-        <w:t xml:space="preserve">Equipped with emergency resources including proper backup generator, fire detection, alarms, and extinguishers.</w:t>
+        <w:t xml:space="preserve">Workplaces will be kept free from excessive storage of materials and waste to prevent fire hazards and public health issues</w:t>
       </w:r>
     </w:p>
     <w:p>
@@ -2002,7 +2328,7 @@
           <w:sz w:val="20"/>
           <w:szCs w:val="20"/>
         </w:rPr>
-        <w:t xml:space="preserve">Materials must not be stored outside the designated areas</w:t>
+        <w:t xml:space="preserve">Workplaces will be kept clear of dust accumulation to protect occupational health</w:t>
       </w:r>
     </w:p>
     <w:p>
@@ -2021,7 +2347,7 @@
           <w:sz w:val="20"/>
           <w:szCs w:val="20"/>
         </w:rPr>
-        <w:t xml:space="preserve">Material storage areas must not be used by workers as alternative rest areas</w:t>
+        <w:t xml:space="preserve">Waste stockpiling must only be permitted in approved locations</w:t>
       </w:r>
     </w:p>
     <w:p>
@@ -2040,54 +2366,8 @@
           <w:sz w:val="20"/>
           <w:szCs w:val="20"/>
         </w:rPr>
-        <w:t xml:space="preserve">Material storage areas will be:</w:t>
-      </w:r>
-    </w:p>
-    <w:p>
-      <w:pPr>
-        <w:pStyle w:val="ListParagraph"/>
-        <w:numPr>
-          <w:ilvl w:val="0"/>
-          <w:numId w:val="3"/>
-        </w:numPr>
-        <w:spacing w:after="40" w:line="264"/>
-      </w:pPr>
-      <w:r>
-        <w:rPr>
-          <w:rFonts w:ascii="Tahoma" w:cs="Tahoma" w:eastAsia="Tahoma" w:hAnsi="Tahoma"/>
-          <w:sz w:val="18"/>
-          <w:szCs w:val="18"/>
-        </w:rPr>
-        <w:t xml:space="preserve">Visually inspected daily</w:t>
-      </w:r>
-    </w:p>
-    <w:p>
-      <w:pPr>
-        <w:pStyle w:val="ListParagraph"/>
-        <w:numPr>
-          <w:ilvl w:val="0"/>
-          <w:numId w:val="3"/>
-        </w:numPr>
-        <w:spacing w:after="40" w:line="264"/>
-      </w:pPr>
-      <w:r>
-        <w:rPr>
-          <w:rFonts w:ascii="Tahoma" w:cs="Tahoma" w:eastAsia="Tahoma" w:hAnsi="Tahoma"/>
-          <w:sz w:val="18"/>
-          <w:szCs w:val="18"/>
-        </w:rPr>
-        <w:t xml:space="preserve">Inspected weekly and the outcomes documented</w:t>
-      </w:r>
-    </w:p>
-    <w:p>
-      <w:pPr>
-        <w:pStyle w:val="Heading1"/>
-      </w:pPr>
-      <w:bookmarkStart w:id="9006" w:name="_DanToc9006"/>
-      <w:r>
-        <w:t xml:space="preserve">2. Workers’ Transportation</w:t>
-      </w:r>
-      <w:bookmarkEnd w:id="9006"/>
+        <w:t xml:space="preserve">Material stockpiling must only be permitted in approved locations</w:t>
+      </w:r>
     </w:p>
     <w:p>
       <w:pPr>
@@ -2105,151 +2385,31 @@
           <w:sz w:val="20"/>
           <w:szCs w:val="20"/>
         </w:rPr>
-        <w:t xml:space="preserve">Employer-provided transportation will meet the following requirements:</w:t>
-      </w:r>
-    </w:p>
-    <w:p>
-      <w:pPr>
-        <w:pStyle w:val="ListParagraph"/>
-        <w:numPr>
-          <w:ilvl w:val="0"/>
-          <w:numId w:val="3"/>
-        </w:numPr>
-        <w:spacing w:after="40" w:line="264"/>
-      </w:pPr>
-      <w:r>
-        <w:rPr>
-          <w:rFonts w:ascii="Tahoma" w:cs="Tahoma" w:eastAsia="Tahoma" w:hAnsi="Tahoma"/>
-          <w:sz w:val="18"/>
-          <w:szCs w:val="18"/>
-        </w:rPr>
-        <w:t xml:space="preserve">Compliant with Ministry of Health seating and occupancy requirements</w:t>
-      </w:r>
-    </w:p>
-    <w:p>
-      <w:pPr>
-        <w:pStyle w:val="ListParagraph"/>
-        <w:numPr>
-          <w:ilvl w:val="0"/>
-          <w:numId w:val="3"/>
-        </w:numPr>
-        <w:spacing w:after="40" w:line="264"/>
-      </w:pPr>
-      <w:r>
-        <w:rPr>
-          <w:rFonts w:ascii="Tahoma" w:cs="Tahoma" w:eastAsia="Tahoma" w:hAnsi="Tahoma"/>
-          <w:sz w:val="18"/>
-          <w:szCs w:val="18"/>
-        </w:rPr>
-        <w:t xml:space="preserve">All vehicles will be maintained and remain safe for use</w:t>
-      </w:r>
-    </w:p>
-    <w:p>
-      <w:pPr>
-        <w:pStyle w:val="ListParagraph"/>
-        <w:numPr>
-          <w:ilvl w:val="0"/>
-          <w:numId w:val="3"/>
-        </w:numPr>
-        <w:spacing w:after="40" w:line="264"/>
-      </w:pPr>
-      <w:r>
-        <w:rPr>
-          <w:rFonts w:ascii="Tahoma" w:cs="Tahoma" w:eastAsia="Tahoma" w:hAnsi="Tahoma"/>
-          <w:sz w:val="18"/>
-          <w:szCs w:val="18"/>
-        </w:rPr>
-        <w:t xml:space="preserve">Vehicles used will be subject to an annual inspection by the competent local authority</w:t>
-      </w:r>
-    </w:p>
-    <w:p>
-      <w:pPr>
-        <w:pStyle w:val="ListParagraph"/>
-        <w:numPr>
-          <w:ilvl w:val="0"/>
-          <w:numId w:val="3"/>
-        </w:numPr>
-        <w:spacing w:after="40" w:line="264"/>
-      </w:pPr>
-      <w:r>
-        <w:rPr>
-          <w:rFonts w:ascii="Tahoma" w:cs="Tahoma" w:eastAsia="Tahoma" w:hAnsi="Tahoma"/>
-          <w:sz w:val="18"/>
-          <w:szCs w:val="18"/>
-        </w:rPr>
-        <w:t xml:space="preserve">Drivers will be licensed by road transport authority requirements.</w:t>
-      </w:r>
-    </w:p>
-    <w:p>
-      <w:pPr>
-        <w:pStyle w:val="ListParagraph"/>
-        <w:numPr>
-          <w:ilvl w:val="0"/>
-          <w:numId w:val="3"/>
-        </w:numPr>
-        <w:spacing w:after="40" w:line="264"/>
-      </w:pPr>
-      <w:r>
-        <w:rPr>
-          <w:rFonts w:ascii="Tahoma" w:cs="Tahoma" w:eastAsia="Tahoma" w:hAnsi="Tahoma"/>
-          <w:sz w:val="18"/>
-          <w:szCs w:val="18"/>
-        </w:rPr>
-        <w:t xml:space="preserve">Vehicle’s safety controls for the driver and all passengers and the wellbeing provisions will remain operational, including;</w:t>
-      </w:r>
-    </w:p>
-    <w:p>
-      <w:pPr>
-        <w:pStyle w:val="ListParagraph"/>
-        <w:numPr>
-          <w:ilvl w:val="0"/>
-          <w:numId w:val="3"/>
-        </w:numPr>
-        <w:spacing w:after="40" w:line="264"/>
-      </w:pPr>
-      <w:r>
-        <w:rPr>
-          <w:rFonts w:ascii="Tahoma" w:cs="Tahoma" w:eastAsia="Tahoma" w:hAnsi="Tahoma"/>
-          <w:sz w:val="18"/>
-          <w:szCs w:val="18"/>
-        </w:rPr>
-        <w:t xml:space="preserve">i. Air-conditioning,</w:t>
-      </w:r>
-    </w:p>
-    <w:p>
-      <w:pPr>
-        <w:pStyle w:val="ListParagraph"/>
-        <w:numPr>
-          <w:ilvl w:val="0"/>
-          <w:numId w:val="3"/>
-        </w:numPr>
-        <w:spacing w:after="40" w:line="264"/>
-      </w:pPr>
-      <w:r>
-        <w:rPr>
-          <w:rFonts w:ascii="Tahoma" w:cs="Tahoma" w:eastAsia="Tahoma" w:hAnsi="Tahoma"/>
-          <w:sz w:val="18"/>
-          <w:szCs w:val="18"/>
-        </w:rPr>
-        <w:t xml:space="preserve">ii. Safety controls [seat belts and handgrips],</w:t>
-      </w:r>
-    </w:p>
-    <w:p>
-      <w:pPr>
-        <w:pStyle w:val="ListParagraph"/>
-        <w:numPr>
-          <w:ilvl w:val="0"/>
-          <w:numId w:val="3"/>
-        </w:numPr>
-        <w:spacing w:after="40" w:line="264"/>
-      </w:pPr>
-      <w:r>
-        <w:rPr>
-          <w:rFonts w:ascii="Tahoma" w:cs="Tahoma" w:eastAsia="Tahoma" w:hAnsi="Tahoma"/>
-          <w:sz w:val="18"/>
-          <w:szCs w:val="18"/>
-        </w:rPr>
-        <w:t xml:space="preserve">iii. Emergency arrangements [first-aid kits, fire extinguishers, emergency exit windows, emergency lighting, and signage]</w:t>
+        <w:t xml:space="preserve">All tools and portal equipment will be removed and stored in approved locations</w:t>
+      </w:r>
+    </w:p>
+    <w:p>
+      <w:pPr>
+        <w:pStyle w:val="Heading1"/>
+      </w:pPr>
+      <w:bookmarkStart w:id="9006" w:name="_DanToc9006"/>
+      <w:r>
+        <w:t xml:space="preserve">4. Lighting</w:t>
+      </w:r>
+      <w:bookmarkEnd w:id="9006"/>
+    </w:p>
+    <w:p>
+      <w:pPr>
+        <w:spacing w:after="120" w:line="276"/>
+        <w:jc w:val="both"/>
+      </w:pPr>
+      <w:r>
+        <w:rPr>
+          <w:rFonts w:ascii="Tahoma" w:cs="Tahoma" w:eastAsia="Tahoma" w:hAnsi="Tahoma"/>
+          <w:sz w:val="20"/>
+          <w:szCs w:val="20"/>
+        </w:rPr>
+        <w:t xml:space="preserve">It is highly recommended and required, whenever applicable, to install and use Lighting bulbs that don’t produce heat, E.g. LEDs or light-emitting diodes don’t require any heat to help their elements ‘glow’.</w:t>
       </w:r>
     </w:p>
     <w:p>
@@ -2268,22 +2428,17 @@
           <w:sz w:val="20"/>
           <w:szCs w:val="20"/>
         </w:rPr>
-        <w:t xml:space="preserve">Workers’ transportation will be frequently inspected by a competent person and the outcomes documented</w:t>
-      </w:r>
-    </w:p>
-    <w:p>
-      <w:pPr>
-        <w:pStyle w:val="Heading1"/>
-      </w:pPr>
-      <w:bookmarkStart w:id="9007" w:name="_DanToc9007"/>
-      <w:r>
-        <w:t xml:space="preserve">3. Housekeeping</w:t>
-      </w:r>
-      <w:bookmarkEnd w:id="9007"/>
-    </w:p>
-    <w:p>
-      <w:pPr>
-        <w:spacing w:after="120" w:line="276"/>
+        <w:t xml:space="preserve">All areas of construction must be well-lit, either with natural or artificial lighting.</w:t>
+      </w:r>
+    </w:p>
+    <w:p>
+      <w:pPr>
+        <w:pStyle w:val="ListParagraph"/>
+        <w:numPr>
+          <w:ilvl w:val="0"/>
+          <w:numId w:val="2"/>
+        </w:numPr>
+        <w:spacing w:after="60" w:line="268"/>
         <w:jc w:val="both"/>
       </w:pPr>
       <w:r>
@@ -2292,277 +2447,7 @@
           <w:sz w:val="20"/>
           <w:szCs w:val="20"/>
         </w:rPr>
-        <w:t xml:space="preserve">All workplaces shall be kept free from safety and health hazards.</w:t>
-      </w:r>
-    </w:p>
-    <w:p>
-      <w:pPr>
-        <w:pStyle w:val="ListParagraph"/>
-        <w:numPr>
-          <w:ilvl w:val="0"/>
-          <w:numId w:val="2"/>
-        </w:numPr>
-        <w:spacing w:after="60" w:line="268"/>
-        <w:jc w:val="both"/>
-      </w:pPr>
-      <w:r>
-        <w:rPr>
-          <w:rFonts w:ascii="Tahoma" w:cs="Tahoma" w:eastAsia="Tahoma" w:hAnsi="Tahoma"/>
-          <w:sz w:val="20"/>
-          <w:szCs w:val="20"/>
-        </w:rPr>
-        <w:t xml:space="preserve">It is everyone’s responsibility to make sure housekeeping is a daily activity.</w:t>
-      </w:r>
-    </w:p>
-    <w:p>
-      <w:pPr>
-        <w:pStyle w:val="ListParagraph"/>
-        <w:numPr>
-          <w:ilvl w:val="0"/>
-          <w:numId w:val="2"/>
-        </w:numPr>
-        <w:spacing w:after="60" w:line="268"/>
-        <w:jc w:val="both"/>
-      </w:pPr>
-      <w:r>
-        <w:rPr>
-          <w:rFonts w:ascii="Tahoma" w:cs="Tahoma" w:eastAsia="Tahoma" w:hAnsi="Tahoma"/>
-          <w:sz w:val="20"/>
-          <w:szCs w:val="20"/>
-        </w:rPr>
-        <w:t xml:space="preserve">Good housekeeping will be the norm and there are no acceptable excuses for poor housekeeping</w:t>
-      </w:r>
-    </w:p>
-    <w:p>
-      <w:pPr>
-        <w:pStyle w:val="ListParagraph"/>
-        <w:numPr>
-          <w:ilvl w:val="0"/>
-          <w:numId w:val="2"/>
-        </w:numPr>
-        <w:spacing w:after="60" w:line="268"/>
-        <w:jc w:val="both"/>
-      </w:pPr>
-      <w:r>
-        <w:rPr>
-          <w:rFonts w:ascii="Tahoma" w:cs="Tahoma" w:eastAsia="Tahoma" w:hAnsi="Tahoma"/>
-          <w:sz w:val="20"/>
-          <w:szCs w:val="20"/>
-        </w:rPr>
-        <w:t xml:space="preserve">All places of work will be kept clean, orderly, and in a sanitary condition to prevent injury, harm, and disease</w:t>
-      </w:r>
-    </w:p>
-    <w:p>
-      <w:pPr>
-        <w:pStyle w:val="ListParagraph"/>
-        <w:numPr>
-          <w:ilvl w:val="0"/>
-          <w:numId w:val="2"/>
-        </w:numPr>
-        <w:spacing w:after="60" w:line="268"/>
-        <w:jc w:val="both"/>
-      </w:pPr>
-      <w:r>
-        <w:rPr>
-          <w:rFonts w:ascii="Tahoma" w:cs="Tahoma" w:eastAsia="Tahoma" w:hAnsi="Tahoma"/>
-          <w:sz w:val="20"/>
-          <w:szCs w:val="20"/>
-        </w:rPr>
-        <w:t xml:space="preserve">The floor of every workplace will be maintained and kept in a clean and dry condition to prevent slips, trips, and falls.</w:t>
-      </w:r>
-    </w:p>
-    <w:p>
-      <w:pPr>
-        <w:pStyle w:val="ListParagraph"/>
-        <w:numPr>
-          <w:ilvl w:val="0"/>
-          <w:numId w:val="2"/>
-        </w:numPr>
-        <w:spacing w:after="60" w:line="268"/>
-        <w:jc w:val="both"/>
-      </w:pPr>
-      <w:r>
-        <w:rPr>
-          <w:rFonts w:ascii="Tahoma" w:cs="Tahoma" w:eastAsia="Tahoma" w:hAnsi="Tahoma"/>
-          <w:sz w:val="20"/>
-          <w:szCs w:val="20"/>
-        </w:rPr>
-        <w:t xml:space="preserve">Workplaces will be kept free from biological and chemical hazards.</w:t>
-      </w:r>
-    </w:p>
-    <w:p>
-      <w:pPr>
-        <w:pStyle w:val="ListParagraph"/>
-        <w:numPr>
-          <w:ilvl w:val="0"/>
-          <w:numId w:val="3"/>
-        </w:numPr>
-        <w:spacing w:after="40" w:line="264"/>
-      </w:pPr>
-      <w:r>
-        <w:rPr>
-          <w:rFonts w:ascii="Tahoma" w:cs="Tahoma" w:eastAsia="Tahoma" w:hAnsi="Tahoma"/>
-          <w:sz w:val="18"/>
-          <w:szCs w:val="18"/>
-        </w:rPr>
-        <w:t xml:space="preserve">Use of hazardous materials must only be carried out using an approved MSRA</w:t>
-      </w:r>
-    </w:p>
-    <w:p>
-      <w:pPr>
-        <w:pStyle w:val="ListParagraph"/>
-        <w:numPr>
-          <w:ilvl w:val="0"/>
-          <w:numId w:val="2"/>
-        </w:numPr>
-        <w:spacing w:after="60" w:line="268"/>
-        <w:jc w:val="both"/>
-      </w:pPr>
-      <w:r>
-        <w:rPr>
-          <w:rFonts w:ascii="Tahoma" w:cs="Tahoma" w:eastAsia="Tahoma" w:hAnsi="Tahoma"/>
-          <w:sz w:val="20"/>
-          <w:szCs w:val="20"/>
-        </w:rPr>
-        <w:t xml:space="preserve">Workplaces will be kept free from excessive storage of materials and waste to prevent fire hazards and public health issues</w:t>
-      </w:r>
-    </w:p>
-    <w:p>
-      <w:pPr>
-        <w:pStyle w:val="ListParagraph"/>
-        <w:numPr>
-          <w:ilvl w:val="0"/>
-          <w:numId w:val="2"/>
-        </w:numPr>
-        <w:spacing w:after="60" w:line="268"/>
-        <w:jc w:val="both"/>
-      </w:pPr>
-      <w:r>
-        <w:rPr>
-          <w:rFonts w:ascii="Tahoma" w:cs="Tahoma" w:eastAsia="Tahoma" w:hAnsi="Tahoma"/>
-          <w:sz w:val="20"/>
-          <w:szCs w:val="20"/>
-        </w:rPr>
-        <w:t xml:space="preserve">Workplaces will be kept clear of dust accumulation to protect occupational health</w:t>
-      </w:r>
-    </w:p>
-    <w:p>
-      <w:pPr>
-        <w:pStyle w:val="ListParagraph"/>
-        <w:numPr>
-          <w:ilvl w:val="0"/>
-          <w:numId w:val="2"/>
-        </w:numPr>
-        <w:spacing w:after="60" w:line="268"/>
-        <w:jc w:val="both"/>
-      </w:pPr>
-      <w:r>
-        <w:rPr>
-          <w:rFonts w:ascii="Tahoma" w:cs="Tahoma" w:eastAsia="Tahoma" w:hAnsi="Tahoma"/>
-          <w:sz w:val="20"/>
-          <w:szCs w:val="20"/>
-        </w:rPr>
-        <w:t xml:space="preserve">Waste stockpiling must only be permitted in approved locations</w:t>
-      </w:r>
-    </w:p>
-    <w:p>
-      <w:pPr>
-        <w:pStyle w:val="ListParagraph"/>
-        <w:numPr>
-          <w:ilvl w:val="0"/>
-          <w:numId w:val="2"/>
-        </w:numPr>
-        <w:spacing w:after="60" w:line="268"/>
-        <w:jc w:val="both"/>
-      </w:pPr>
-      <w:r>
-        <w:rPr>
-          <w:rFonts w:ascii="Tahoma" w:cs="Tahoma" w:eastAsia="Tahoma" w:hAnsi="Tahoma"/>
-          <w:sz w:val="20"/>
-          <w:szCs w:val="20"/>
-        </w:rPr>
-        <w:t xml:space="preserve">Material stockpiling must only be permitted in approved locations</w:t>
-      </w:r>
-    </w:p>
-    <w:p>
-      <w:pPr>
-        <w:pStyle w:val="ListParagraph"/>
-        <w:numPr>
-          <w:ilvl w:val="0"/>
-          <w:numId w:val="2"/>
-        </w:numPr>
-        <w:spacing w:after="60" w:line="268"/>
-        <w:jc w:val="both"/>
-      </w:pPr>
-      <w:r>
-        <w:rPr>
-          <w:rFonts w:ascii="Tahoma" w:cs="Tahoma" w:eastAsia="Tahoma" w:hAnsi="Tahoma"/>
-          <w:sz w:val="20"/>
-          <w:szCs w:val="20"/>
-        </w:rPr>
-        <w:t xml:space="preserve">All tools and portal equipment will be removed and stored in approved locations</w:t>
-      </w:r>
-    </w:p>
-    <w:p>
-      <w:pPr>
-        <w:pStyle w:val="Heading1"/>
-      </w:pPr>
-      <w:bookmarkStart w:id="9008" w:name="_DanToc9008"/>
-      <w:r>
-        <w:t xml:space="preserve">4. Lighting</w:t>
-      </w:r>
-      <w:bookmarkEnd w:id="9008"/>
-    </w:p>
-    <w:p>
-      <w:pPr>
-        <w:spacing w:after="120" w:line="276"/>
-        <w:jc w:val="both"/>
-      </w:pPr>
-      <w:r>
-        <w:rPr>
-          <w:rFonts w:ascii="Tahoma" w:cs="Tahoma" w:eastAsia="Tahoma" w:hAnsi="Tahoma"/>
-          <w:sz w:val="20"/>
-          <w:szCs w:val="20"/>
-        </w:rPr>
-        <w:t xml:space="preserve">It is highly recommended and required, whenever applicable, to install and use Lighting bulbs that don’t produce heat, E.g. LEDs or light-emitting diodes don’t require any heat to help their elements ‘glow’.</w:t>
-      </w:r>
-    </w:p>
-    <w:p>
-      <w:pPr>
-        <w:pStyle w:val="ListParagraph"/>
-        <w:numPr>
-          <w:ilvl w:val="0"/>
-          <w:numId w:val="2"/>
-        </w:numPr>
-        <w:spacing w:after="60" w:line="268"/>
-        <w:jc w:val="both"/>
-      </w:pPr>
-      <w:r>
-        <w:rPr>
-          <w:rFonts w:ascii="Tahoma" w:cs="Tahoma" w:eastAsia="Tahoma" w:hAnsi="Tahoma"/>
-          <w:sz w:val="20"/>
-          <w:szCs w:val="20"/>
-        </w:rPr>
-        <w:t xml:space="preserve">All areas of construction must be well-lit, either with natural or artificial lighting.</w:t>
-      </w:r>
-    </w:p>
-    <w:p>
-      <w:pPr>
-        <w:pStyle w:val="ListParagraph"/>
-        <w:numPr>
-          <w:ilvl w:val="0"/>
-          <w:numId w:val="2"/>
-        </w:numPr>
-        <w:spacing w:after="60" w:line="268"/>
-        <w:jc w:val="both"/>
-      </w:pPr>
-      <w:r>
-        <w:rPr>
-          <w:rFonts w:ascii="Tahoma" w:cs="Tahoma" w:eastAsia="Tahoma" w:hAnsi="Tahoma"/>
-          <w:sz w:val="20"/>
-          <w:szCs w:val="20"/>
-        </w:rPr>
-        <w:t xml:space="preserve">Where required, appropriate artificial lighting levels will be provided as follows:</w:t>
+        <w:t xml:space="preserve">Where required appropriate artificial lighting levels will be provided as follows:</w:t>
       </w:r>
     </w:p>
     <w:tbl>
@@ -2578,8 +2463,8 @@
         </w:tblBorders>
       </w:tblPr>
       <w:tblGrid>
-        <w:gridCol w:w="6360"/>
-        <w:gridCol w:w="3000"/>
+        <w:gridCol w:w="6560"/>
+        <w:gridCol w:w="2800"/>
       </w:tblGrid>
       <w:tr>
         <w:trPr>
@@ -2587,7 +2472,7 @@
         </w:trPr>
         <w:tc>
           <w:tcPr>
-            <w:tcW w:type="dxa" w:w="6360"/>
+            <w:tcW w:type="dxa" w:w="6560"/>
             <w:tcBorders>
               <w:top w:val="single" w:color="BFB3AA" w:sz="4"/>
               <w:left w:val="single" w:color="BFB3AA" w:sz="4"/>
@@ -2619,7 +2504,7 @@
         </w:tc>
         <w:tc>
           <w:tcPr>
-            <w:tcW w:type="dxa" w:w="3000"/>
+            <w:tcW w:type="dxa" w:w="2800"/>
             <w:tcBorders>
               <w:top w:val="single" w:color="BFB3AA" w:sz="4"/>
               <w:left w:val="single" w:color="BFB3AA" w:sz="4"/>
@@ -2645,7 +2530,7 @@
                 <w:sz w:val="18"/>
                 <w:szCs w:val="18"/>
               </w:rPr>
-              <w:t xml:space="preserve">Min. lux level</w:t>
+              <w:t xml:space="preserve">Minimum lux level</w:t>
             </w:r>
           </w:p>
         </w:tc>
@@ -2653,7 +2538,7 @@
       <w:tr>
         <w:tc>
           <w:tcPr>
-            <w:tcW w:type="dxa" w:w="6360"/>
+            <w:tcW w:type="dxa" w:w="6560"/>
             <w:tcBorders>
               <w:top w:val="single" w:color="BFB3AA" w:sz="4"/>
               <w:left w:val="single" w:color="BFB3AA" w:sz="4"/>
@@ -2682,7 +2567,7 @@
         </w:tc>
         <w:tc>
           <w:tcPr>
-            <w:tcW w:type="dxa" w:w="3000"/>
+            <w:tcW w:type="dxa" w:w="2800"/>
             <w:tcBorders>
               <w:top w:val="single" w:color="BFB3AA" w:sz="4"/>
               <w:left w:val="single" w:color="BFB3AA" w:sz="4"/>
@@ -2713,7 +2598,7 @@
       <w:tr>
         <w:tc>
           <w:tcPr>
-            <w:tcW w:type="dxa" w:w="6360"/>
+            <w:tcW w:type="dxa" w:w="6560"/>
             <w:tcBorders>
               <w:top w:val="single" w:color="BFB3AA" w:sz="4"/>
               <w:left w:val="single" w:color="BFB3AA" w:sz="4"/>
@@ -2742,7 +2627,7 @@
         </w:tc>
         <w:tc>
           <w:tcPr>
-            <w:tcW w:type="dxa" w:w="3000"/>
+            <w:tcW w:type="dxa" w:w="2800"/>
             <w:tcBorders>
               <w:top w:val="single" w:color="BFB3AA" w:sz="4"/>
               <w:left w:val="single" w:color="BFB3AA" w:sz="4"/>
@@ -2773,7 +2658,7 @@
       <w:tr>
         <w:tc>
           <w:tcPr>
-            <w:tcW w:type="dxa" w:w="6360"/>
+            <w:tcW w:type="dxa" w:w="6560"/>
             <w:tcBorders>
               <w:top w:val="single" w:color="BFB3AA" w:sz="4"/>
               <w:left w:val="single" w:color="BFB3AA" w:sz="4"/>
@@ -2802,7 +2687,7 @@
         </w:tc>
         <w:tc>
           <w:tcPr>
-            <w:tcW w:type="dxa" w:w="3000"/>
+            <w:tcW w:type="dxa" w:w="2800"/>
             <w:tcBorders>
               <w:top w:val="single" w:color="BFB3AA" w:sz="4"/>
               <w:left w:val="single" w:color="BFB3AA" w:sz="4"/>
@@ -2833,7 +2718,7 @@
       <w:tr>
         <w:tc>
           <w:tcPr>
-            <w:tcW w:type="dxa" w:w="6360"/>
+            <w:tcW w:type="dxa" w:w="6560"/>
             <w:tcBorders>
               <w:top w:val="single" w:color="BFB3AA" w:sz="4"/>
               <w:left w:val="single" w:color="BFB3AA" w:sz="4"/>
@@ -2862,7 +2747,7 @@
         </w:tc>
         <w:tc>
           <w:tcPr>
-            <w:tcW w:type="dxa" w:w="3000"/>
+            <w:tcW w:type="dxa" w:w="2800"/>
             <w:tcBorders>
               <w:top w:val="single" w:color="BFB3AA" w:sz="4"/>
               <w:left w:val="single" w:color="BFB3AA" w:sz="4"/>
@@ -2893,7 +2778,7 @@
       <w:tr>
         <w:tc>
           <w:tcPr>
-            <w:tcW w:type="dxa" w:w="6360"/>
+            <w:tcW w:type="dxa" w:w="6560"/>
             <w:tcBorders>
               <w:top w:val="single" w:color="BFB3AA" w:sz="4"/>
               <w:left w:val="single" w:color="BFB3AA" w:sz="4"/>
@@ -2922,7 +2807,7 @@
         </w:tc>
         <w:tc>
           <w:tcPr>
-            <w:tcW w:type="dxa" w:w="3000"/>
+            <w:tcW w:type="dxa" w:w="2800"/>
             <w:tcBorders>
               <w:top w:val="single" w:color="BFB3AA" w:sz="4"/>
               <w:left w:val="single" w:color="BFB3AA" w:sz="4"/>
@@ -2953,7 +2838,7 @@
       <w:tr>
         <w:tc>
           <w:tcPr>
-            <w:tcW w:type="dxa" w:w="6360"/>
+            <w:tcW w:type="dxa" w:w="6560"/>
             <w:tcBorders>
               <w:top w:val="single" w:color="BFB3AA" w:sz="4"/>
               <w:left w:val="single" w:color="BFB3AA" w:sz="4"/>
@@ -2982,7 +2867,7 @@
         </w:tc>
         <w:tc>
           <w:tcPr>
-            <w:tcW w:type="dxa" w:w="3000"/>
+            <w:tcW w:type="dxa" w:w="2800"/>
             <w:tcBorders>
               <w:top w:val="single" w:color="BFB3AA" w:sz="4"/>
               <w:left w:val="single" w:color="BFB3AA" w:sz="4"/>
@@ -3013,7 +2898,7 @@
       <w:tr>
         <w:tc>
           <w:tcPr>
-            <w:tcW w:type="dxa" w:w="6360"/>
+            <w:tcW w:type="dxa" w:w="6560"/>
             <w:tcBorders>
               <w:top w:val="single" w:color="BFB3AA" w:sz="4"/>
               <w:left w:val="single" w:color="BFB3AA" w:sz="4"/>
@@ -3042,7 +2927,7 @@
         </w:tc>
         <w:tc>
           <w:tcPr>
-            <w:tcW w:type="dxa" w:w="3000"/>
+            <w:tcW w:type="dxa" w:w="2800"/>
             <w:tcBorders>
               <w:top w:val="single" w:color="BFB3AA" w:sz="4"/>
               <w:left w:val="single" w:color="BFB3AA" w:sz="4"/>
@@ -3073,7 +2958,7 @@
       <w:tr>
         <w:tc>
           <w:tcPr>
-            <w:tcW w:type="dxa" w:w="6360"/>
+            <w:tcW w:type="dxa" w:w="6560"/>
             <w:tcBorders>
               <w:top w:val="single" w:color="BFB3AA" w:sz="4"/>
               <w:left w:val="single" w:color="BFB3AA" w:sz="4"/>
@@ -3102,7 +2987,7 @@
         </w:tc>
         <w:tc>
           <w:tcPr>
-            <w:tcW w:type="dxa" w:w="3000"/>
+            <w:tcW w:type="dxa" w:w="2800"/>
             <w:tcBorders>
               <w:top w:val="single" w:color="BFB3AA" w:sz="4"/>
               <w:left w:val="single" w:color="BFB3AA" w:sz="4"/>
@@ -3133,7 +3018,7 @@
       <w:tr>
         <w:tc>
           <w:tcPr>
-            <w:tcW w:type="dxa" w:w="6360"/>
+            <w:tcW w:type="dxa" w:w="6560"/>
             <w:tcBorders>
               <w:top w:val="single" w:color="BFB3AA" w:sz="4"/>
               <w:left w:val="single" w:color="BFB3AA" w:sz="4"/>
@@ -3162,7 +3047,7 @@
         </w:tc>
         <w:tc>
           <w:tcPr>
-            <w:tcW w:type="dxa" w:w="3000"/>
+            <w:tcW w:type="dxa" w:w="2800"/>
             <w:tcBorders>
               <w:top w:val="single" w:color="BFB3AA" w:sz="4"/>
               <w:left w:val="single" w:color="BFB3AA" w:sz="4"/>
@@ -3193,7 +3078,7 @@
       <w:tr>
         <w:tc>
           <w:tcPr>
-            <w:tcW w:type="dxa" w:w="6360"/>
+            <w:tcW w:type="dxa" w:w="6560"/>
             <w:tcBorders>
               <w:top w:val="single" w:color="BFB3AA" w:sz="4"/>
               <w:left w:val="single" w:color="BFB3AA" w:sz="4"/>
@@ -3222,7 +3107,7 @@
         </w:tc>
         <w:tc>
           <w:tcPr>
-            <w:tcW w:type="dxa" w:w="3000"/>
+            <w:tcW w:type="dxa" w:w="2800"/>
             <w:tcBorders>
               <w:top w:val="single" w:color="BFB3AA" w:sz="4"/>
               <w:left w:val="single" w:color="BFB3AA" w:sz="4"/>
@@ -3253,7 +3138,7 @@
       <w:tr>
         <w:tc>
           <w:tcPr>
-            <w:tcW w:type="dxa" w:w="6360"/>
+            <w:tcW w:type="dxa" w:w="6560"/>
             <w:tcBorders>
               <w:top w:val="single" w:color="BFB3AA" w:sz="4"/>
               <w:left w:val="single" w:color="BFB3AA" w:sz="4"/>
@@ -3282,7 +3167,7 @@
         </w:tc>
         <w:tc>
           <w:tcPr>
-            <w:tcW w:type="dxa" w:w="3000"/>
+            <w:tcW w:type="dxa" w:w="2800"/>
             <w:tcBorders>
               <w:top w:val="single" w:color="BFB3AA" w:sz="4"/>
               <w:left w:val="single" w:color="BFB3AA" w:sz="4"/>
@@ -3313,7 +3198,7 @@
       <w:tr>
         <w:tc>
           <w:tcPr>
-            <w:tcW w:type="dxa" w:w="6360"/>
+            <w:tcW w:type="dxa" w:w="6560"/>
             <w:tcBorders>
               <w:top w:val="single" w:color="BFB3AA" w:sz="4"/>
               <w:left w:val="single" w:color="BFB3AA" w:sz="4"/>
@@ -3342,7 +3227,7 @@
         </w:tc>
         <w:tc>
           <w:tcPr>
-            <w:tcW w:type="dxa" w:w="3000"/>
+            <w:tcW w:type="dxa" w:w="2800"/>
             <w:tcBorders>
               <w:top w:val="single" w:color="BFB3AA" w:sz="4"/>
               <w:left w:val="single" w:color="BFB3AA" w:sz="4"/>
@@ -3373,7 +3258,7 @@
       <w:tr>
         <w:tc>
           <w:tcPr>
-            <w:tcW w:type="dxa" w:w="6360"/>
+            <w:tcW w:type="dxa" w:w="6560"/>
             <w:tcBorders>
               <w:top w:val="single" w:color="BFB3AA" w:sz="4"/>
               <w:left w:val="single" w:color="BFB3AA" w:sz="4"/>
@@ -3402,7 +3287,7 @@
         </w:tc>
         <w:tc>
           <w:tcPr>
-            <w:tcW w:type="dxa" w:w="3000"/>
+            <w:tcW w:type="dxa" w:w="2800"/>
             <w:tcBorders>
               <w:top w:val="single" w:color="BFB3AA" w:sz="4"/>
               <w:left w:val="single" w:color="BFB3AA" w:sz="4"/>
@@ -3433,7 +3318,7 @@
       <w:tr>
         <w:tc>
           <w:tcPr>
-            <w:tcW w:type="dxa" w:w="6360"/>
+            <w:tcW w:type="dxa" w:w="6560"/>
             <w:tcBorders>
               <w:top w:val="single" w:color="BFB3AA" w:sz="4"/>
               <w:left w:val="single" w:color="BFB3AA" w:sz="4"/>
@@ -3456,13 +3341,13 @@
                 <w:sz w:val="18"/>
                 <w:szCs w:val="18"/>
               </w:rPr>
-              <w:t xml:space="preserve">Excavations, tunnels and shafts</w:t>
-            </w:r>
-          </w:p>
-        </w:tc>
-        <w:tc>
-          <w:tcPr>
-            <w:tcW w:type="dxa" w:w="3000"/>
+              <w:t xml:space="preserve">Excavations, tunnels, and shafts</w:t>
+            </w:r>
+          </w:p>
+        </w:tc>
+        <w:tc>
+          <w:tcPr>
+            <w:tcW w:type="dxa" w:w="2800"/>
             <w:tcBorders>
               <w:top w:val="single" w:color="BFB3AA" w:sz="4"/>
               <w:left w:val="single" w:color="BFB3AA" w:sz="4"/>
@@ -3493,7 +3378,7 @@
       <w:tr>
         <w:tc>
           <w:tcPr>
-            <w:tcW w:type="dxa" w:w="6360"/>
+            <w:tcW w:type="dxa" w:w="6560"/>
             <w:tcBorders>
               <w:top w:val="single" w:color="BFB3AA" w:sz="4"/>
               <w:left w:val="single" w:color="BFB3AA" w:sz="4"/>
@@ -3522,7 +3407,7 @@
         </w:tc>
         <w:tc>
           <w:tcPr>
-            <w:tcW w:type="dxa" w:w="3000"/>
+            <w:tcW w:type="dxa" w:w="2800"/>
             <w:tcBorders>
               <w:top w:val="single" w:color="BFB3AA" w:sz="4"/>
               <w:left w:val="single" w:color="BFB3AA" w:sz="4"/>
@@ -3758,11 +3643,11 @@
       <w:pPr>
         <w:pStyle w:val="Heading1"/>
       </w:pPr>
-      <w:bookmarkStart w:id="9009" w:name="_DanToc9009"/>
+      <w:bookmarkStart w:id="9007" w:name="_DanToc9007"/>
       <w:r>
         <w:t xml:space="preserve">5. Temporary work</w:t>
       </w:r>
-      <w:bookmarkEnd w:id="9009"/>
+      <w:bookmarkEnd w:id="9007"/>
     </w:p>
     <w:p>
       <w:pPr>
@@ -4348,6 +4233,121 @@
           <w:szCs w:val="20"/>
         </w:rPr>
         <w:t xml:space="preserve">PTW</w:t>
+      </w:r>
+    </w:p>
+    <w:p>
+      <w:pPr>
+        <w:pStyle w:val="Heading1"/>
+      </w:pPr>
+      <w:bookmarkStart w:id="9008" w:name="_DanToc9008"/>
+      <w:r>
+        <w:t xml:space="preserve">Standards</w:t>
+      </w:r>
+      <w:bookmarkEnd w:id="9008"/>
+    </w:p>
+    <w:p>
+      <w:pPr>
+        <w:pStyle w:val="ListParagraph"/>
+        <w:numPr>
+          <w:ilvl w:val="0"/>
+          <w:numId w:val="2"/>
+        </w:numPr>
+        <w:spacing w:after="60" w:line="268"/>
+        <w:jc w:val="both"/>
+      </w:pPr>
+      <w:r>
+        <w:rPr>
+          <w:rFonts w:ascii="Tahoma" w:cs="Tahoma" w:eastAsia="Tahoma" w:hAnsi="Tahoma"/>
+          <w:sz w:val="20"/>
+          <w:szCs w:val="20"/>
+        </w:rPr>
+        <w:t xml:space="preserve">DAN Construction HSE Management System Manual (01-000001-000000-DAN-HSE-MAN-000001) and management procedures</w:t>
+      </w:r>
+    </w:p>
+    <w:p>
+      <w:pPr>
+        <w:pStyle w:val="ListParagraph"/>
+        <w:numPr>
+          <w:ilvl w:val="0"/>
+          <w:numId w:val="2"/>
+        </w:numPr>
+        <w:spacing w:after="60" w:line="268"/>
+        <w:jc w:val="both"/>
+      </w:pPr>
+      <w:r>
+        <w:rPr>
+          <w:rFonts w:ascii="Tahoma" w:cs="Tahoma" w:eastAsia="Tahoma" w:hAnsi="Tahoma"/>
+          <w:sz w:val="20"/>
+          <w:szCs w:val="20"/>
+        </w:rPr>
+        <w:t xml:space="preserve">Saudi labor law – royal decree no. M/51, 23 Sha’ban 1426 / 27 September 2005</w:t>
+      </w:r>
+    </w:p>
+    <w:p>
+      <w:pPr>
+        <w:pStyle w:val="Heading1"/>
+      </w:pPr>
+      <w:bookmarkStart w:id="9009" w:name="_DanToc9009"/>
+      <w:r>
+        <w:t xml:space="preserve">Tools and References</w:t>
+      </w:r>
+      <w:bookmarkEnd w:id="9009"/>
+    </w:p>
+    <w:p>
+      <w:pPr>
+        <w:pStyle w:val="ListParagraph"/>
+        <w:numPr>
+          <w:ilvl w:val="0"/>
+          <w:numId w:val="2"/>
+        </w:numPr>
+        <w:spacing w:after="60" w:line="268"/>
+        <w:jc w:val="both"/>
+      </w:pPr>
+      <w:r>
+        <w:rPr>
+          <w:rFonts w:ascii="Tahoma" w:cs="Tahoma" w:eastAsia="Tahoma" w:hAnsi="Tahoma"/>
+          <w:sz w:val="20"/>
+          <w:szCs w:val="20"/>
+        </w:rPr>
+        <w:t xml:space="preserve">Osha regulations 1926.56 illumination</w:t>
+      </w:r>
+    </w:p>
+    <w:p>
+      <w:pPr>
+        <w:pStyle w:val="ListParagraph"/>
+        <w:numPr>
+          <w:ilvl w:val="0"/>
+          <w:numId w:val="2"/>
+        </w:numPr>
+        <w:spacing w:after="60" w:line="268"/>
+        <w:jc w:val="both"/>
+      </w:pPr>
+      <w:r>
+        <w:rPr>
+          <w:rFonts w:ascii="Tahoma" w:cs="Tahoma" w:eastAsia="Tahoma" w:hAnsi="Tahoma"/>
+          <w:sz w:val="20"/>
+          <w:szCs w:val="20"/>
+        </w:rPr>
+        <w:t xml:space="preserve">Osha regulations 1915.82 lighting</w:t>
+      </w:r>
+    </w:p>
+    <w:p>
+      <w:pPr>
+        <w:pStyle w:val="ListParagraph"/>
+        <w:numPr>
+          <w:ilvl w:val="0"/>
+          <w:numId w:val="2"/>
+        </w:numPr>
+        <w:spacing w:after="60" w:line="268"/>
+        <w:jc w:val="both"/>
+      </w:pPr>
+      <w:r>
+        <w:rPr>
+          <w:rFonts w:ascii="Tahoma" w:cs="Tahoma" w:eastAsia="Tahoma" w:hAnsi="Tahoma"/>
+          <w:sz w:val="20"/>
+          <w:szCs w:val="20"/>
+        </w:rPr>
+        <w:t xml:space="preserve">Osha regulations 1915.81 housekeeping</w:t>
       </w:r>
     </w:p>
     <w:p>
@@ -4701,7 +4701,7 @@
         <w:sz w:val="14"/>
         <w:szCs w:val="14"/>
       </w:rPr>
-      <w:t xml:space="preserve">DAN HSE — Minimum Requirement</w:t>
+      <w:t xml:space="preserve">HSE Minimum Requirement — General Site Safety Rules</w:t>
     </w:r>
     <w:r>
       <w:rPr>
